--- a/SGC_CALFERQUIM/03_Procedimientos/3.01_Recepcion_Almacenamiento_MP/POE/POE_3.01_Recepcion_Almacenamiento_MP_V1.docx
+++ b/SGC_CALFERQUIM/03_Procedimientos/3.01_Recepcion_Almacenamiento_MP/POE/POE_3.01_Recepcion_Almacenamiento_MP_V1.docx
@@ -185,7 +185,7 @@
         </w:numPr>
       </w:pPr>
       <w:r>
-        <w:t xml:space="preserve">Cuarentena: Estado temporal hasta completar verificacion documental y fisica.</w:t>
+        <w:t xml:space="preserve">Cuarentena: Estado temporal de la MP mientras permanece en el vehiculo de transporte, a la espera de verificacion documental y fisica por parte de Calidad.</w:t>
       </w:r>
     </w:p>
     <w:p>
@@ -289,7 +289,7 @@
         </w:numPr>
       </w:pPr>
       <w:r>
-        <w:t xml:space="preserve">Bodega debe recibir en zona de cuarentena y no liberar MP sin verificacion.</w:t>
+        <w:t xml:space="preserve">Calidad debe realizar la inspeccion, definir aceptacion o rechazo y emitir la autorizacion formal antes de que cualquier MP ingrese a bodega.</w:t>
       </w:r>
     </w:p>
     <w:p>
@@ -301,7 +301,7 @@
         </w:numPr>
       </w:pPr>
       <w:r>
-        <w:t xml:space="preserve">Calidad debe definir aceptacion/rechazo y registrar evidencia.</w:t>
+        <w:t xml:space="preserve">El Jefe de Bodega da instrucciones de ubicacion una vez Calidad emite la autorizacion; solo MP aprobada puede ingresar a bodega.</w:t>
       </w:r>
     </w:p>
     <w:p>
@@ -313,7 +313,31 @@
         </w:numPr>
       </w:pPr>
       <w:r>
+        <w:t xml:space="preserve">El vehiculo permanece en patio con la carga mientras la MP esta en cuarentena; no se descarga antes de la autorizacion de Calidad.</w:t>
+      </w:r>
+    </w:p>
+    <w:p>
+      <w:pPr>
+        <w:pStyle w:val="Compact"/>
+        <w:numPr>
+          <w:ilvl w:val="0"/>
+          <w:numId w:val="1003"/>
+        </w:numPr>
+      </w:pPr>
+      <w:r>
         <w:t xml:space="preserve">Se prohibe usar MP sin registro completo en formato y registro oficial.</w:t>
+      </w:r>
+    </w:p>
+    <w:p>
+      <w:pPr>
+        <w:pStyle w:val="Compact"/>
+        <w:numPr>
+          <w:ilvl w:val="0"/>
+          <w:numId w:val="1003"/>
+        </w:numPr>
+      </w:pPr>
+      <w:r>
+        <w:t xml:space="preserve">En caso de rechazo, la coordinacion de la devolucion es responsabilidad del equipo comercial y la Gerencia, con apoyo de Compras.</w:t>
       </w:r>
     </w:p>
     <w:p>
@@ -347,7 +371,7 @@
         </w:numPr>
       </w:pPr>
       <w:r>
-        <w:t xml:space="preserve">Bodega recibe el vehiculo, verifica integridad de empaque y cantidad.</w:t>
+        <w:t xml:space="preserve">El vehiculo llega a planta. Bodega verifica integridad de empaque y cantidad sin descargar.</w:t>
       </w:r>
     </w:p>
     <w:p>
@@ -383,7 +407,10 @@
         <w:t xml:space="preserve">Formato_Inspeccion_Recepcion_MP_V1.csv</w:t>
       </w:r>
       <w:r>
-        <w:t xml:space="preserve">.</w:t>
+        <w:t xml:space="preserve"> </w:t>
+      </w:r>
+      <w:r>
+        <w:t xml:space="preserve">con los datos del vehiculo y la carga.</w:t>
       </w:r>
     </w:p>
     <w:p>
@@ -395,7 +422,7 @@
         </w:numPr>
       </w:pPr>
       <w:r>
-        <w:t xml:space="preserve">Calidad realiza inspeccion visual y define si requiere muestreo segun riesgo/proveedor/desviacion historica.</w:t>
+        <w:t xml:space="preserve">Calidad realiza inspeccion visual del material en el vehiculo y define si requiere muestreo segun riesgo, proveedor o historial de desviaciones.</w:t>
       </w:r>
     </w:p>
     <w:p>
@@ -407,7 +434,7 @@
         </w:numPr>
       </w:pPr>
       <w:r>
-        <w:t xml:space="preserve">Calidad define estado: Aprobado, Cuarentena o Rechazado y autoriza liberacion de cuarentena.</w:t>
+        <w:t xml:space="preserve">Calidad define estado (Aprobado o Rechazado) y emite autorizacion formal.</w:t>
       </w:r>
     </w:p>
     <w:p>
@@ -419,7 +446,7 @@
         </w:numPr>
       </w:pPr>
       <w:r>
-        <w:t xml:space="preserve">Bodega etiqueta la MP con estado y lote, y ubica segun anexo de condiciones.</w:t>
+        <w:t xml:space="preserve">Si Aprobado: el Jefe de Bodega indica la ubicacion de almacenamiento y se descarga el vehiculo directamente al lugar asignado.</w:t>
       </w:r>
     </w:p>
     <w:p>
@@ -455,7 +482,7 @@
         </w:numPr>
       </w:pPr>
       <w:r>
-        <w:t xml:space="preserve">En rechazo, Compras coordina devolucion y cierra no conformidad.</w:t>
+        <w:t xml:space="preserve">Si Rechazado: el vehiculo no se descarga. El equipo comercial y la Gerencia coordinan la devolucion. Bodega registra la no conformidad.</w:t>
       </w:r>
     </w:p>
     <w:bookmarkEnd w:id="14"/>
@@ -610,6 +637,30 @@
               <w:pStyle w:val="Compact"/>
             </w:pPr>
             <w:r>
+              <w:t xml:space="preserve">Autorizacion de ingreso</w:t>
+            </w:r>
+          </w:p>
+        </w:tc>
+        <w:tc>
+          <w:tcPr/>
+          <w:p>
+            <w:pPr>
+              <w:pStyle w:val="Compact"/>
+            </w:pPr>
+            <w:r>
+              <w:t xml:space="preserve">Solo MP con autorizacion formal de Calidad ingresa a bodega</w:t>
+            </w:r>
+          </w:p>
+        </w:tc>
+      </w:tr>
+      <w:tr>
+        <w:tc>
+          <w:tcPr/>
+          <w:p>
+            <w:pPr>
+              <w:pStyle w:val="Compact"/>
+            </w:pPr>
+            <w:r>
               <w:t xml:space="preserve">Ubicacion</w:t>
             </w:r>
           </w:p>
@@ -714,7 +765,8 @@
     <w:tbl>
       <w:tblPr>
         <w:tblStyle w:val="Table"/>
-        <w:tblW w:type="auto" w:w="0"/>
+        <w:tblW w:type="pct" w:w="5000"/>
+        <w:tblLayout w:type="fixed"/>
         <w:tblLook w:firstRow="1" w:lastRow="0" w:firstColumn="0" w:lastColumn="0" w:noHBand="0" w:noVBand="0" w:val="0020"/>
       </w:tblPr>
       <w:tblGrid>
@@ -791,6 +843,41 @@
             </w:pPr>
             <w:r>
               <w:t xml:space="preserve">Emision inicial homologada ICA pv0.</w:t>
+            </w:r>
+          </w:p>
+        </w:tc>
+      </w:tr>
+      <w:tr>
+        <w:tc>
+          <w:tcPr/>
+          <w:p>
+            <w:pPr>
+              <w:pStyle w:val="Compact"/>
+            </w:pPr>
+            <w:r>
+              <w:t xml:space="preserve">01</w:t>
+            </w:r>
+          </w:p>
+        </w:tc>
+        <w:tc>
+          <w:tcPr/>
+          <w:p>
+            <w:pPr>
+              <w:pStyle w:val="Compact"/>
+            </w:pPr>
+            <w:r>
+              <w:t xml:space="preserve">2026-03-05</w:t>
+            </w:r>
+          </w:p>
+        </w:tc>
+        <w:tc>
+          <w:tcPr/>
+          <w:p>
+            <w:pPr>
+              <w:pStyle w:val="Compact"/>
+            </w:pPr>
+            <w:r>
+              <w:t xml:space="preserve">Ajuste operacional: cuarentena en vehiculo, ingreso condicionado a autorizacion de Calidad, responsabilidad de devolucion a equipo comercial y Gerencia. Se eliminan referencias a colores de etiqueta.</w:t>
             </w:r>
           </w:p>
         </w:tc>
